--- a/Microbiology Exam 3/micro-exam-3-study-guide.docx
+++ b/Microbiology Exam 3/micro-exam-3-study-guide.docx
@@ -10608,6 +10608,53 @@
           <w:color w:val="1F4D2B"/>
         </w:rPr>
         <w:t>14.14 · Objective 1 — Salmonella : typhoid and the salmonelloses</w:t>
+      </w:r>
+    </w:p>
+    <w:p>
+      <w:pPr>
+        <w:spacing w:after="120"/>
+      </w:pPr>
+      <w:r>
+        <w:rPr>
+          <w:b w:val="0"/>
+          <w:i/>
+        </w:rPr>
+        <w:t>Salmonella typhi</w:t>
+      </w:r>
+      <w:r>
+        <w:rPr>
+          <w:b w:val="0"/>
+          <w:i w:val="0"/>
+        </w:rPr>
+        <w:t xml:space="preserve"> causes </w:t>
+      </w:r>
+      <w:r>
+        <w:rPr>
+          <w:b/>
+          <w:i w:val="0"/>
+        </w:rPr>
+        <w:t>typhoid fever</w:t>
+      </w:r>
+      <w:r>
+        <w:rPr>
+          <w:b w:val="0"/>
+          <w:i w:val="0"/>
+        </w:rPr>
+        <w:t xml:space="preserve"> and </w:t>
+      </w:r>
+      <w:r>
+        <w:rPr>
+          <w:b w:val="0"/>
+          <w:i/>
+        </w:rPr>
+        <w:t>Salmonella paratyphi</w:t>
+      </w:r>
+      <w:r>
+        <w:rPr>
+          <w:b w:val="0"/>
+          <w:i w:val="0"/>
+        </w:rPr>
+        <w:t xml:space="preserve"> paratyphoid fever, the most serious diseases of the genus.</w:t>
       </w:r>
     </w:p>
     <w:tbl>

--- a/Microbiology Exam 3/micro-exam-3-study-guide.docx
+++ b/Microbiology Exam 3/micro-exam-3-study-guide.docx
@@ -728,31 +728,1301 @@
             </w:pPr>
             <w:r>
               <w:rPr>
+                <w:b w:val="0"/>
+                <w:i w:val="0"/>
+              </w:rPr>
+              <w:t xml:space="preserve">About 2 hours 4 minutes with Dr. Webster, in three parts (a classmate’s recording; parts start at 0:00, 46:13 and 1:31:32, and the times below run from the start). </w:t>
+            </w:r>
+            <w:r>
+              <w:rPr>
                 <w:b/>
                 <w:i w:val="0"/>
               </w:rPr>
-              <w:t>Not read yet.</w:t>
-            </w:r>
-            <w:r>
-              <w:rPr>
-                <w:b w:val="0"/>
-                <w:i w:val="0"/>
-              </w:rPr>
-              <w:t xml:space="preserve"> A classmate’s recording of this lecture (three parts, about 2 hours 4 minutes) has arrived and is being transcribed. It came without Notability’s own transcript, so ours will be the only one, with no second opinion to compare against. Until it has been read, this section is built from the slides alone: the quizzes are weighted by slide count, and the only emphasis marked is the slide’s own (the three asterisks after </w:t>
+              <w:t>One transcript only</w:t>
+            </w:r>
+            <w:r>
+              <w:rPr>
+                <w:b w:val="0"/>
+                <w:i w:val="0"/>
+              </w:rPr>
+              <w:t xml:space="preserve">: the recording came without Notability’s own transcript, so there is no second opinion to compare against, and quotes below are from a single machine transcription (organism names it misheard are written correctly here). Every factual claim was checked against the deck; where the two differ, the slide is what this guide teaches. She read the slides closely and </w:t>
+            </w:r>
+            <w:r>
+              <w:rPr>
+                <w:b/>
+                <w:i w:val="0"/>
+              </w:rPr>
+              <w:t>corrected none of them</w:t>
+            </w:r>
+            <w:r>
+              <w:rPr>
+                <w:b w:val="0"/>
+                <w:i w:val="0"/>
+              </w:rPr>
+              <w:t>.</w:t>
+            </w:r>
+          </w:p>
+          <w:p>
+            <w:pPr>
+              <w:spacing w:after="120"/>
+            </w:pPr>
+            <w:r>
+              <w:rPr>
+                <w:b/>
+                <w:i w:val="0"/>
+              </w:rPr>
+              <w:t>She signposts little, so the quizzes are weighted by time spent</w:t>
+            </w:r>
+            <w:r>
+              <w:rPr>
+                <w:b w:val="0"/>
+                <w:i w:val="0"/>
+              </w:rPr>
+              <w:t xml:space="preserve"> on each organism group, stories and outbreak tallies taken out: </w:t>
             </w:r>
             <w:r>
               <w:rPr>
                 <w:b w:val="0"/>
                 <w:i/>
               </w:rPr>
-              <w:t>cystic fibrosis</w:t>
-            </w:r>
-            <w:r>
-              <w:rPr>
-                <w:b w:val="0"/>
-                <w:i w:val="0"/>
-              </w:rPr>
-              <w:t xml:space="preserve"> on slide 18, 14.3). When the recording has been read, this box will carry what Dr. Webster stressed, what she said to skip, and any correction of a slide.</w:t>
+              <w:t>Escherichia coli</w:t>
+            </w:r>
+            <w:r>
+              <w:rPr>
+                <w:b w:val="0"/>
+                <w:i w:val="0"/>
+              </w:rPr>
+              <w:t xml:space="preserve"> and its four pathotypes about 17 minutes, </w:t>
+            </w:r>
+            <w:r>
+              <w:rPr>
+                <w:b w:val="0"/>
+                <w:i/>
+              </w:rPr>
+              <w:t>Pseudomonas aeruginosa</w:t>
+            </w:r>
+            <w:r>
+              <w:rPr>
+                <w:b w:val="0"/>
+                <w:i w:val="0"/>
+              </w:rPr>
+              <w:t xml:space="preserve"> 14, </w:t>
+            </w:r>
+            <w:r>
+              <w:rPr>
+                <w:b w:val="0"/>
+                <w:i/>
+              </w:rPr>
+              <w:t>Yersinia pestis</w:t>
+            </w:r>
+            <w:r>
+              <w:rPr>
+                <w:b w:val="0"/>
+                <w:i w:val="0"/>
+              </w:rPr>
+              <w:t xml:space="preserve"> 12 (5 of them outbreaks and history), endotoxin 10, the enteric family, media and antigens 9, </w:t>
+            </w:r>
+            <w:r>
+              <w:rPr>
+                <w:b w:val="0"/>
+                <w:i/>
+              </w:rPr>
+              <w:t>Salmonella</w:t>
+            </w:r>
+            <w:r>
+              <w:rPr>
+                <w:b w:val="0"/>
+                <w:i w:val="0"/>
+              </w:rPr>
+              <w:t xml:space="preserve"> 9, </w:t>
+            </w:r>
+            <w:r>
+              <w:rPr>
+                <w:b w:val="0"/>
+                <w:i/>
+              </w:rPr>
+              <w:t>Bordetella pertussis</w:t>
+            </w:r>
+            <w:r>
+              <w:rPr>
+                <w:b w:val="0"/>
+                <w:i w:val="0"/>
+              </w:rPr>
+              <w:t xml:space="preserve"> 8, </w:t>
+            </w:r>
+            <w:r>
+              <w:rPr>
+                <w:b w:val="0"/>
+                <w:i/>
+              </w:rPr>
+              <w:t>Legionella</w:t>
+            </w:r>
+            <w:r>
+              <w:rPr>
+                <w:b w:val="0"/>
+                <w:i w:val="0"/>
+              </w:rPr>
+              <w:t xml:space="preserve"> 8 (mostly outbreaks), the other coliforms 7 (mostly </w:t>
+            </w:r>
+            <w:r>
+              <w:rPr>
+                <w:b w:val="0"/>
+                <w:i/>
+              </w:rPr>
+              <w:t>Serratia</w:t>
+            </w:r>
+            <w:r>
+              <w:rPr>
+                <w:b w:val="0"/>
+                <w:i w:val="0"/>
+              </w:rPr>
+              <w:t xml:space="preserve"> stories), </w:t>
+            </w:r>
+            <w:r>
+              <w:rPr>
+                <w:b w:val="0"/>
+                <w:i/>
+              </w:rPr>
+              <w:t>Shigella</w:t>
+            </w:r>
+            <w:r>
+              <w:rPr>
+                <w:b w:val="0"/>
+                <w:i w:val="0"/>
+              </w:rPr>
+              <w:t xml:space="preserve"> 5, the </w:t>
+            </w:r>
+            <w:r>
+              <w:rPr>
+                <w:b w:val="0"/>
+                <w:i/>
+              </w:rPr>
+              <w:t>Pseudomonas</w:t>
+            </w:r>
+            <w:r>
+              <w:rPr>
+                <w:b w:val="0"/>
+                <w:i w:val="0"/>
+              </w:rPr>
+              <w:t xml:space="preserve"> relatives and </w:t>
+            </w:r>
+            <w:r>
+              <w:rPr>
+                <w:b w:val="0"/>
+                <w:i/>
+              </w:rPr>
+              <w:t>Haemophilus</w:t>
+            </w:r>
+            <w:r>
+              <w:rPr>
+                <w:b w:val="0"/>
+                <w:i w:val="0"/>
+              </w:rPr>
+              <w:t xml:space="preserve"> 4 each, </w:t>
+            </w:r>
+            <w:r>
+              <w:rPr>
+                <w:b w:val="0"/>
+                <w:i/>
+              </w:rPr>
+              <w:t>Brucella</w:t>
+            </w:r>
+            <w:r>
+              <w:rPr>
+                <w:b w:val="0"/>
+                <w:i w:val="0"/>
+              </w:rPr>
+              <w:t xml:space="preserve"> and </w:t>
+            </w:r>
+            <w:r>
+              <w:rPr>
+                <w:b w:val="0"/>
+                <w:i/>
+              </w:rPr>
+              <w:t>Proteus</w:t>
+            </w:r>
+            <w:r>
+              <w:rPr>
+                <w:b w:val="0"/>
+                <w:i w:val="0"/>
+              </w:rPr>
+              <w:t xml:space="preserve"> with its relatives 3½ each, the sorting scheme 3, </w:t>
+            </w:r>
+            <w:r>
+              <w:rPr>
+                <w:b w:val="0"/>
+                <w:i/>
+              </w:rPr>
+              <w:t>Francisella</w:t>
+            </w:r>
+            <w:r>
+              <w:rPr>
+                <w:b w:val="0"/>
+                <w:i w:val="0"/>
+              </w:rPr>
+              <w:t xml:space="preserve"> 2, and the enteric yersinias, </w:t>
+            </w:r>
+            <w:r>
+              <w:rPr>
+                <w:b w:val="0"/>
+                <w:i/>
+              </w:rPr>
+              <w:t>Pasteurella</w:t>
+            </w:r>
+            <w:r>
+              <w:rPr>
+                <w:b w:val="0"/>
+                <w:i w:val="0"/>
+              </w:rPr>
+              <w:t xml:space="preserve"> and </w:t>
+            </w:r>
+            <w:r>
+              <w:rPr>
+                <w:b w:val="0"/>
+                <w:i/>
+              </w:rPr>
+              <w:t>Alcaligenes</w:t>
+            </w:r>
+            <w:r>
+              <w:rPr>
+                <w:b w:val="0"/>
+                <w:i w:val="0"/>
+              </w:rPr>
+              <w:t xml:space="preserve"> about a minute each.</w:t>
+            </w:r>
+          </w:p>
+          <w:tbl>
+            <w:tblPr>
+              <w:tblStyle w:val="TableGrid"/>
+              <w:tblW w:type="auto" w:w="0"/>
+              <w:jc w:val="center"/>
+              <w:tblLook w:firstColumn="1" w:firstRow="1" w:lastColumn="0" w:lastRow="0" w:noHBand="0" w:noVBand="1" w:val="04A0"/>
+              <w:tblBorders>
+                <w:top w:val="single" w:sz="4" w:space="0" w:color="D8D2D4"/>
+                <w:left w:val="single" w:sz="4" w:space="0" w:color="D8D2D4"/>
+                <w:bottom w:val="single" w:sz="4" w:space="0" w:color="D8D2D4"/>
+                <w:right w:val="single" w:sz="4" w:space="0" w:color="D8D2D4"/>
+                <w:insideH w:val="single" w:sz="4" w:space="0" w:color="D8D2D4"/>
+                <w:insideV w:val="single" w:sz="4" w:space="0" w:color="D8D2D4"/>
+              </w:tblBorders>
+            </w:tblPr>
+            <w:tblGrid>
+              <w:gridCol w:w="7272"/>
+              <w:gridCol w:w="7272"/>
+            </w:tblGrid>
+            <w:tr>
+              <w:tc>
+                <w:tcPr>
+                  <w:tcW w:type="dxa" w:w="7272"/>
+                  <w:shd w:val="clear" w:color="auto" w:fill="1F4D2B"/>
+                </w:tcPr>
+                <w:p>
+                  <w:pPr>
+                    <w:spacing w:after="40"/>
+                  </w:pPr>
+                  <w:r>
+                    <w:rPr>
+                      <w:b/>
+                      <w:color w:val="FFFFFF"/>
+                      <w:sz w:val="18"/>
+                    </w:rPr>
+                  </w:r>
+                  <w:r>
+                    <w:rPr>
+                      <w:b/>
+                      <w:i w:val="0"/>
+                      <w:color w:val="FFFFFF"/>
+                      <w:sz w:val="18"/>
+                    </w:rPr>
+                    <w:t>What was said</w:t>
+                  </w:r>
+                </w:p>
+              </w:tc>
+              <w:tc>
+                <w:tcPr>
+                  <w:tcW w:type="dxa" w:w="7272"/>
+                  <w:shd w:val="clear" w:color="auto" w:fill="1F4D2B"/>
+                </w:tcPr>
+                <w:p>
+                  <w:pPr>
+                    <w:spacing w:after="40"/>
+                  </w:pPr>
+                  <w:r>
+                    <w:rPr>
+                      <w:b/>
+                      <w:color w:val="FFFFFF"/>
+                      <w:sz w:val="18"/>
+                    </w:rPr>
+                  </w:r>
+                  <w:r>
+                    <w:rPr>
+                      <w:b/>
+                      <w:i w:val="0"/>
+                      <w:color w:val="FFFFFF"/>
+                      <w:sz w:val="18"/>
+                    </w:rPr>
+                    <w:t>What it means for you</w:t>
+                  </w:r>
+                </w:p>
+              </w:tc>
+            </w:tr>
+            <w:tr>
+              <w:tc>
+                <w:tcPr>
+                  <w:tcW w:type="dxa" w:w="7272"/>
+                </w:tcPr>
+                <w:p>
+                  <w:pPr>
+                    <w:spacing w:after="40"/>
+                  </w:pPr>
+                  <w:r>
+                    <w:rPr>
+                      <w:sz w:val="18"/>
+                    </w:rPr>
+                  </w:r>
+                  <w:r>
+                    <w:rPr>
+                      <w:b w:val="0"/>
+                      <w:i/>
+                      <w:sz w:val="18"/>
+                    </w:rPr>
+                    <w:t>“</w:t>
+                  </w:r>
+                  <w:r>
+                    <w:rPr>
+                      <w:b w:val="0"/>
+                      <w:i/>
+                      <w:sz w:val="18"/>
+                      <w:highlight w:val="yellow"/>
+                    </w:rPr>
+                    <w:t>There are four different strains of E. coli that you need to know. Hint, hint, hint, hint.</w:t>
+                  </w:r>
+                  <w:r>
+                    <w:rPr>
+                      <w:b w:val="0"/>
+                      <w:i/>
+                      <w:sz w:val="18"/>
+                    </w:rPr>
+                    <w:t>”</w:t>
+                  </w:r>
+                  <w:r>
+                    <w:rPr>
+                      <w:b w:val="0"/>
+                      <w:i w:val="0"/>
+                      <w:sz w:val="18"/>
+                    </w:rPr>
+                    <w:t xml:space="preserve"> [1:04:18]</w:t>
+                  </w:r>
+                </w:p>
+              </w:tc>
+              <w:tc>
+                <w:tcPr>
+                  <w:tcW w:type="dxa" w:w="7272"/>
+                </w:tcPr>
+                <w:p>
+                  <w:pPr>
+                    <w:spacing w:after="40"/>
+                  </w:pPr>
+                  <w:r>
+                    <w:rPr>
+                      <w:sz w:val="18"/>
+                    </w:rPr>
+                  </w:r>
+                  <w:r>
+                    <w:rPr>
+                      <w:b w:val="0"/>
+                      <w:i w:val="0"/>
+                      <w:sz w:val="18"/>
+                    </w:rPr>
+                    <w:t>The one plain signpost of the lecture. 14.11: enterotoxigenic, enteroinvasive, enteropathogenic and enterohemorrhagic O157:H7, each with its mechanism, disease, source, test and prevention. Every quiz set carries all four.</w:t>
+                  </w:r>
+                </w:p>
+              </w:tc>
+            </w:tr>
+            <w:tr>
+              <w:tc>
+                <w:tcPr>
+                  <w:tcW w:type="dxa" w:w="7272"/>
+                </w:tcPr>
+                <w:p>
+                  <w:pPr>
+                    <w:spacing w:after="40"/>
+                  </w:pPr>
+                  <w:r>
+                    <w:rPr>
+                      <w:sz w:val="18"/>
+                    </w:rPr>
+                  </w:r>
+                  <w:r>
+                    <w:rPr>
+                      <w:b w:val="0"/>
+                      <w:i/>
+                      <w:sz w:val="18"/>
+                    </w:rPr>
+                    <w:t>“I’m not going to be testing on which antibiotics, because that’s where we have our PDRs [Physicians’ Desk Reference].”</w:t>
+                  </w:r>
+                  <w:r>
+                    <w:rPr>
+                      <w:b w:val="0"/>
+                      <w:i w:val="0"/>
+                      <w:sz w:val="18"/>
+                    </w:rPr>
+                    <w:t xml:space="preserve"> [26:25]</w:t>
+                  </w:r>
+                </w:p>
+              </w:tc>
+              <w:tc>
+                <w:tcPr>
+                  <w:tcW w:type="dxa" w:w="7272"/>
+                </w:tcPr>
+                <w:p>
+                  <w:pPr>
+                    <w:spacing w:after="40"/>
+                  </w:pPr>
+                  <w:r>
+                    <w:rPr>
+                      <w:sz w:val="18"/>
+                    </w:rPr>
+                  </w:r>
+                  <w:r>
+                    <w:rPr>
+                      <w:b w:val="0"/>
+                      <w:i w:val="0"/>
+                      <w:sz w:val="18"/>
+                    </w:rPr>
+                    <w:t>Drug lists stay in the guide for completeness; no question asks which antibiotic treats what. Non-drug management (fluids and electrolytes, dialysis, plasmapheresis, combination therapy for multidrug resistance, vaccines, breast feeding, quarantine) is fair game.</w:t>
+                  </w:r>
+                </w:p>
+              </w:tc>
+            </w:tr>
+            <w:tr>
+              <w:tc>
+                <w:tcPr>
+                  <w:tcW w:type="dxa" w:w="7272"/>
+                </w:tcPr>
+                <w:p>
+                  <w:pPr>
+                    <w:spacing w:after="40"/>
+                  </w:pPr>
+                  <w:r>
+                    <w:rPr>
+                      <w:sz w:val="18"/>
+                    </w:rPr>
+                  </w:r>
+                  <w:r>
+                    <w:rPr>
+                      <w:b w:val="0"/>
+                      <w:i/>
+                      <w:sz w:val="18"/>
+                    </w:rPr>
+                    <w:t>“Very, very, very common with cystic fibrosis patients.”</w:t>
+                  </w:r>
+                  <w:r>
+                    <w:rPr>
+                      <w:b w:val="0"/>
+                      <w:i w:val="0"/>
+                      <w:sz w:val="18"/>
+                    </w:rPr>
+                    <w:t xml:space="preserve"> [23:53]</w:t>
+                  </w:r>
+                </w:p>
+              </w:tc>
+              <w:tc>
+                <w:tcPr>
+                  <w:tcW w:type="dxa" w:w="7272"/>
+                </w:tcPr>
+                <w:p>
+                  <w:pPr>
+                    <w:spacing w:after="40"/>
+                  </w:pPr>
+                  <w:r>
+                    <w:rPr>
+                      <w:sz w:val="18"/>
+                    </w:rPr>
+                  </w:r>
+                  <w:r>
+                    <w:rPr>
+                      <w:b w:val="0"/>
+                      <w:i w:val="0"/>
+                      <w:sz w:val="18"/>
+                    </w:rPr>
+                    <w:t xml:space="preserve">The slide’s own starred fact (14.3): </w:t>
+                  </w:r>
+                  <w:r>
+                    <w:rPr>
+                      <w:b w:val="0"/>
+                      <w:i/>
+                      <w:sz w:val="18"/>
+                    </w:rPr>
+                    <w:t>Pseudomonas aeruginosa</w:t>
+                  </w:r>
+                  <w:r>
+                    <w:rPr>
+                      <w:b w:val="0"/>
+                      <w:i w:val="0"/>
+                      <w:sz w:val="18"/>
+                    </w:rPr>
+                    <w:t xml:space="preserve"> in burns, neoplastic disease and </w:t>
+                  </w:r>
+                  <w:r>
+                    <w:rPr>
+                      <w:b/>
+                      <w:i w:val="0"/>
+                      <w:sz w:val="18"/>
+                    </w:rPr>
+                    <w:t>cystic fibrosis</w:t>
+                  </w:r>
+                  <w:r>
+                    <w:rPr>
+                      <w:b w:val="0"/>
+                      <w:i w:val="0"/>
+                      <w:sz w:val="18"/>
+                    </w:rPr>
+                    <w:t xml:space="preserve">; and </w:t>
+                  </w:r>
+                  <w:r>
+                    <w:rPr>
+                      <w:b w:val="0"/>
+                      <w:i/>
+                      <w:sz w:val="18"/>
+                    </w:rPr>
+                    <w:t>Burkholderia cepacia</w:t>
+                  </w:r>
+                  <w:r>
+                    <w:rPr>
+                      <w:b w:val="0"/>
+                      <w:i w:val="0"/>
+                      <w:sz w:val="18"/>
+                    </w:rPr>
+                    <w:t xml:space="preserve"> with it in cystic fibrosis (14.4).</w:t>
+                  </w:r>
+                </w:p>
+              </w:tc>
+            </w:tr>
+            <w:tr>
+              <w:tc>
+                <w:tcPr>
+                  <w:tcW w:type="dxa" w:w="7272"/>
+                </w:tcPr>
+                <w:p>
+                  <w:pPr>
+                    <w:spacing w:after="40"/>
+                  </w:pPr>
+                  <w:r>
+                    <w:rPr>
+                      <w:sz w:val="18"/>
+                    </w:rPr>
+                  </w:r>
+                  <w:r>
+                    <w:rPr>
+                      <w:b w:val="0"/>
+                      <w:i/>
+                      <w:sz w:val="18"/>
+                    </w:rPr>
+                    <w:t>“Endotoxin isn’t something to be ignored. And you have to remember that any gram-negative organism will have that weapon at its disposal.”</w:t>
+                  </w:r>
+                  <w:r>
+                    <w:rPr>
+                      <w:b w:val="0"/>
+                      <w:i w:val="0"/>
+                      <w:sz w:val="18"/>
+                    </w:rPr>
+                    <w:t xml:space="preserve"> [9:37]</w:t>
+                  </w:r>
+                </w:p>
+              </w:tc>
+              <w:tc>
+                <w:tcPr>
+                  <w:tcW w:type="dxa" w:w="7272"/>
+                </w:tcPr>
+                <w:p>
+                  <w:pPr>
+                    <w:spacing w:after="40"/>
+                  </w:pPr>
+                  <w:r>
+                    <w:rPr>
+                      <w:sz w:val="18"/>
+                    </w:rPr>
+                  </w:r>
+                  <w:r>
+                    <w:rPr>
+                      <w:b w:val="0"/>
+                      <w:i w:val="0"/>
+                      <w:sz w:val="18"/>
+                    </w:rPr>
+                    <w:t>14.1: lipid A, release on lysis, the protective low-level response and the septic-shock flood.</w:t>
+                  </w:r>
+                </w:p>
+              </w:tc>
+            </w:tr>
+            <w:tr>
+              <w:tc>
+                <w:tcPr>
+                  <w:tcW w:type="dxa" w:w="7272"/>
+                </w:tcPr>
+                <w:p>
+                  <w:pPr>
+                    <w:spacing w:after="40"/>
+                  </w:pPr>
+                  <w:r>
+                    <w:rPr>
+                      <w:sz w:val="18"/>
+                    </w:rPr>
+                  </w:r>
+                  <w:r>
+                    <w:rPr>
+                      <w:b w:val="0"/>
+                      <w:i/>
+                      <w:sz w:val="18"/>
+                    </w:rPr>
+                    <w:t>“You do not have to memorize this diagram again.”</w:t>
+                  </w:r>
+                  <w:r>
+                    <w:rPr>
+                      <w:b w:val="0"/>
+                      <w:i w:val="0"/>
+                      <w:sz w:val="18"/>
+                    </w:rPr>
+                    <w:t xml:space="preserve"> [5:20]</w:t>
+                  </w:r>
+                </w:p>
+              </w:tc>
+              <w:tc>
+                <w:tcPr>
+                  <w:tcW w:type="dxa" w:w="7272"/>
+                </w:tcPr>
+                <w:p>
+                  <w:pPr>
+                    <w:spacing w:after="40"/>
+                  </w:pPr>
+                  <w:r>
+                    <w:rPr>
+                      <w:sz w:val="18"/>
+                    </w:rPr>
+                  </w:r>
+                  <w:r>
+                    <w:rPr>
+                      <w:b w:val="0"/>
+                      <w:i w:val="0"/>
+                      <w:sz w:val="18"/>
+                    </w:rPr>
+                    <w:t>Slide 8’s diagram of endotoxin’s targets (not reproduced here). The text she walked through (complement, coagulation, platelets, neutrophils, macrophages; slides 9–10) is in 14.1.</w:t>
+                  </w:r>
+                </w:p>
+              </w:tc>
+            </w:tr>
+            <w:tr>
+              <w:tc>
+                <w:tcPr>
+                  <w:tcW w:type="dxa" w:w="7272"/>
+                </w:tcPr>
+                <w:p>
+                  <w:pPr>
+                    <w:spacing w:after="40"/>
+                  </w:pPr>
+                  <w:r>
+                    <w:rPr>
+                      <w:sz w:val="18"/>
+                    </w:rPr>
+                  </w:r>
+                  <w:r>
+                    <w:rPr>
+                      <w:b w:val="0"/>
+                      <w:i/>
+                      <w:sz w:val="18"/>
+                    </w:rPr>
+                    <w:t>“You do not need to memorize all of this. But just know that it can basically hit you pretty much anywhere.”</w:t>
+                  </w:r>
+                  <w:r>
+                    <w:rPr>
+                      <w:b w:val="0"/>
+                      <w:i w:val="0"/>
+                      <w:sz w:val="18"/>
+                    </w:rPr>
+                    <w:t xml:space="preserve"> [25:02]</w:t>
+                  </w:r>
+                </w:p>
+              </w:tc>
+              <w:tc>
+                <w:tcPr>
+                  <w:tcW w:type="dxa" w:w="7272"/>
+                </w:tcPr>
+                <w:p>
+                  <w:pPr>
+                    <w:spacing w:after="40"/>
+                  </w:pPr>
+                  <w:r>
+                    <w:rPr>
+                      <w:sz w:val="18"/>
+                    </w:rPr>
+                  </w:r>
+                  <w:r>
+                    <w:rPr>
+                      <w:b w:val="0"/>
+                      <w:i w:val="0"/>
+                      <w:sz w:val="18"/>
+                    </w:rPr>
+                    <w:t xml:space="preserve">Slide 19’s body map of </w:t>
+                  </w:r>
+                  <w:r>
+                    <w:rPr>
+                      <w:b w:val="0"/>
+                      <w:i/>
+                      <w:sz w:val="18"/>
+                    </w:rPr>
+                    <w:t>Pseudomonas</w:t>
+                  </w:r>
+                  <w:r>
+                    <w:rPr>
+                      <w:b w:val="0"/>
+                      <w:i w:val="0"/>
+                      <w:sz w:val="18"/>
+                    </w:rPr>
+                    <w:t xml:space="preserve"> infections (14.3): not asked site by site. The infections of healthy people (rashes, urinary tract infection, swimmer’s ear, corneal ulcers in contact lens wearers) are on the slide’s text and are asked.</w:t>
+                  </w:r>
+                </w:p>
+              </w:tc>
+            </w:tr>
+            <w:tr>
+              <w:tc>
+                <w:tcPr>
+                  <w:tcW w:type="dxa" w:w="7272"/>
+                </w:tcPr>
+                <w:p>
+                  <w:pPr>
+                    <w:spacing w:after="40"/>
+                  </w:pPr>
+                  <w:r>
+                    <w:rPr>
+                      <w:sz w:val="18"/>
+                    </w:rPr>
+                  </w:r>
+                  <w:r>
+                    <w:rPr>
+                      <w:b w:val="0"/>
+                      <w:i/>
+                      <w:sz w:val="18"/>
+                    </w:rPr>
+                    <w:t>“You don’t need to worry about the percentages or anything like that.”</w:t>
+                  </w:r>
+                  <w:r>
+                    <w:rPr>
+                      <w:b w:val="0"/>
+                      <w:i w:val="0"/>
+                      <w:sz w:val="18"/>
+                    </w:rPr>
+                    <w:t xml:space="preserve"> [56:17]</w:t>
+                  </w:r>
+                </w:p>
+              </w:tc>
+              <w:tc>
+                <w:tcPr>
+                  <w:tcW w:type="dxa" w:w="7272"/>
+                </w:tcPr>
+                <w:p>
+                  <w:pPr>
+                    <w:spacing w:after="40"/>
+                  </w:pPr>
+                  <w:r>
+                    <w:rPr>
+                      <w:sz w:val="18"/>
+                    </w:rPr>
+                  </w:r>
+                  <w:r>
+                    <w:rPr>
+                      <w:b w:val="0"/>
+                      <w:i w:val="0"/>
+                      <w:sz w:val="18"/>
+                    </w:rPr>
+                    <w:t>Slide 45’s share of nosocomial infections, and percentages generally: none is asked.</w:t>
+                  </w:r>
+                </w:p>
+              </w:tc>
+            </w:tr>
+            <w:tr>
+              <w:tc>
+                <w:tcPr>
+                  <w:tcW w:type="dxa" w:w="7272"/>
+                </w:tcPr>
+                <w:p>
+                  <w:pPr>
+                    <w:spacing w:after="40"/>
+                  </w:pPr>
+                  <w:r>
+                    <w:rPr>
+                      <w:sz w:val="18"/>
+                    </w:rPr>
+                  </w:r>
+                  <w:r>
+                    <w:rPr>
+                      <w:b w:val="0"/>
+                      <w:i/>
+                      <w:sz w:val="18"/>
+                    </w:rPr>
+                    <w:t>“I’m not asking you to memorize this chart.”</w:t>
+                  </w:r>
+                  <w:r>
+                    <w:rPr>
+                      <w:b w:val="0"/>
+                      <w:i w:val="0"/>
+                      <w:sz w:val="18"/>
+                    </w:rPr>
+                    <w:t xml:space="preserve"> [57:12]</w:t>
+                  </w:r>
+                </w:p>
+              </w:tc>
+              <w:tc>
+                <w:tcPr>
+                  <w:tcW w:type="dxa" w:w="7272"/>
+                </w:tcPr>
+                <w:p>
+                  <w:pPr>
+                    <w:spacing w:after="40"/>
+                  </w:pPr>
+                  <w:r>
+                    <w:rPr>
+                      <w:sz w:val="18"/>
+                    </w:rPr>
+                  </w:r>
+                  <w:r>
+                    <w:rPr>
+                      <w:b w:val="0"/>
+                      <w:i w:val="0"/>
+                      <w:sz w:val="18"/>
+                    </w:rPr>
+                    <w:t>Slide 47’s biochemical tree (14.10). Know what it starts from (lactose fermentation on triple sugar iron); the branches are not asked.</w:t>
+                  </w:r>
+                </w:p>
+              </w:tc>
+            </w:tr>
+            <w:tr>
+              <w:tc>
+                <w:tcPr>
+                  <w:tcW w:type="dxa" w:w="7272"/>
+                </w:tcPr>
+                <w:p>
+                  <w:pPr>
+                    <w:spacing w:after="40"/>
+                  </w:pPr>
+                  <w:r>
+                    <w:rPr>
+                      <w:sz w:val="18"/>
+                    </w:rPr>
+                  </w:r>
+                  <w:r>
+                    <w:rPr>
+                      <w:b w:val="0"/>
+                      <w:i/>
+                      <w:sz w:val="18"/>
+                    </w:rPr>
+                    <w:t>“There seems to be a relationship, association, not causation”</w:t>
+                  </w:r>
+                  <w:r>
+                    <w:rPr>
+                      <w:b w:val="0"/>
+                      <w:i w:val="0"/>
+                      <w:sz w:val="18"/>
+                    </w:rPr>
+                    <w:t xml:space="preserve"> [1:29:03]</w:t>
+                  </w:r>
+                </w:p>
+              </w:tc>
+              <w:tc>
+                <w:tcPr>
+                  <w:tcW w:type="dxa" w:w="7272"/>
+                </w:tcPr>
+                <w:p>
+                  <w:pPr>
+                    <w:spacing w:after="40"/>
+                  </w:pPr>
+                  <w:r>
+                    <w:rPr>
+                      <w:sz w:val="18"/>
+                    </w:rPr>
+                  </w:r>
+                  <w:r>
+                    <w:rPr>
+                      <w:b w:val="0"/>
+                      <w:i/>
+                      <w:sz w:val="18"/>
+                    </w:rPr>
+                    <w:t>Proteus</w:t>
+                  </w:r>
+                  <w:r>
+                    <w:rPr>
+                      <w:b w:val="0"/>
+                      <w:i w:val="0"/>
+                      <w:sz w:val="18"/>
+                    </w:rPr>
+                    <w:t xml:space="preserve"> and bladder and kidney stones (14.13): an association, not a proven cause.</w:t>
+                  </w:r>
+                </w:p>
+              </w:tc>
+            </w:tr>
+            <w:tr>
+              <w:tc>
+                <w:tcPr>
+                  <w:tcW w:type="dxa" w:w="7272"/>
+                </w:tcPr>
+                <w:p>
+                  <w:pPr>
+                    <w:spacing w:after="40"/>
+                  </w:pPr>
+                  <w:r>
+                    <w:rPr>
+                      <w:sz w:val="18"/>
+                    </w:rPr>
+                  </w:r>
+                  <w:r>
+                    <w:rPr>
+                      <w:b w:val="0"/>
+                      <w:i/>
+                      <w:sz w:val="18"/>
+                    </w:rPr>
+                    <w:t>“You have to diagnose it quickly in order to be able to control it because you can have death occurring within about two days of your first symptoms.”</w:t>
+                  </w:r>
+                  <w:r>
+                    <w:rPr>
+                      <w:b w:val="0"/>
+                      <w:i w:val="0"/>
+                      <w:sz w:val="18"/>
+                    </w:rPr>
+                    <w:t xml:space="preserve"> [1:53:30]</w:t>
+                  </w:r>
+                </w:p>
+              </w:tc>
+              <w:tc>
+                <w:tcPr>
+                  <w:tcW w:type="dxa" w:w="7272"/>
+                </w:tcPr>
+                <w:p>
+                  <w:pPr>
+                    <w:spacing w:after="40"/>
+                  </w:pPr>
+                  <w:r>
+                    <w:rPr>
+                      <w:sz w:val="18"/>
+                    </w:rPr>
+                  </w:r>
+                  <w:r>
+                    <w:rPr>
+                      <w:b w:val="0"/>
+                      <w:i w:val="0"/>
+                      <w:sz w:val="18"/>
+                    </w:rPr>
+                    <w:t>Plague diagnosis (14.17): history (“where have you been? Have you been around little critters lately?”), symptoms and aspiration of the bubo.</w:t>
+                  </w:r>
+                </w:p>
+              </w:tc>
+            </w:tr>
+          </w:tbl>
+          <w:p/>
+          <w:p>
+            <w:pPr>
+              <w:spacing w:after="80"/>
+            </w:pPr>
+          </w:p>
+          <w:p>
+            <w:pPr>
+              <w:spacing w:after="120"/>
+            </w:pPr>
+            <w:r>
+              <w:rPr>
+                <w:b/>
+                <w:i w:val="0"/>
+              </w:rPr>
+              <w:t>Things said that are not on a slide</w:t>
+            </w:r>
+            <w:r>
+              <w:rPr>
+                <w:b w:val="0"/>
+                <w:i w:val="0"/>
+              </w:rPr>
+              <w:t xml:space="preserve"> — consistent with the deck, useful as hooks, not asked:</w:t>
+            </w:r>
+          </w:p>
+          <w:p>
+            <w:pPr>
+              <w:pStyle w:val="ListBullet"/>
+              <w:spacing w:after="40"/>
+            </w:pPr>
+            <w:r>
+              <w:rPr>
+                <w:b w:val="0"/>
+                <w:i w:val="0"/>
+                <w:sz w:val="20"/>
+              </w:rPr>
+              <w:t>Killing Gram-negatives with an antibiotic releases a surge of endotoxin, “why a lot of times when you’re treating for a gram-negative, you feel a whole lot worse before you start feeling better” [1:11].</w:t>
+            </w:r>
+          </w:p>
+          <w:p>
+            <w:pPr>
+              <w:pStyle w:val="ListBullet"/>
+              <w:spacing w:after="40"/>
+            </w:pPr>
+            <w:r>
+              <w:rPr>
+                <w:b w:val="0"/>
+                <w:i/>
+                <w:sz w:val="20"/>
+              </w:rPr>
+              <w:t>Pseudomonas aeruginosa</w:t>
+            </w:r>
+            <w:r>
+              <w:rPr>
+                <w:b w:val="0"/>
+                <w:i w:val="0"/>
+                <w:sz w:val="20"/>
+              </w:rPr>
+              <w:t xml:space="preserve"> smells like rotten grapes [23:27]; contact lens wearers should take the lenses out, clean them and store them in solution every day [25:27], which also guards against </w:t>
+            </w:r>
+            <w:r>
+              <w:rPr>
+                <w:b w:val="0"/>
+                <w:i/>
+                <w:sz w:val="20"/>
+              </w:rPr>
+              <w:t>Stenotrophomonas</w:t>
+            </w:r>
+            <w:r>
+              <w:rPr>
+                <w:b w:val="0"/>
+                <w:i w:val="0"/>
+                <w:sz w:val="20"/>
+              </w:rPr>
+              <w:t xml:space="preserve"> [31:52].</w:t>
+            </w:r>
+          </w:p>
+          <w:p>
+            <w:pPr>
+              <w:pStyle w:val="ListBullet"/>
+              <w:spacing w:after="40"/>
+            </w:pPr>
+            <w:r>
+              <w:rPr>
+                <w:b w:val="0"/>
+                <w:i w:val="0"/>
+                <w:sz w:val="20"/>
+              </w:rPr>
+              <w:t>Raw milk: “pasteurization is a good thing” [33:34] (</w:t>
+            </w:r>
+            <w:r>
+              <w:rPr>
+                <w:b w:val="0"/>
+                <w:i/>
+                <w:sz w:val="20"/>
+              </w:rPr>
+              <w:t>Brucella</w:t>
+            </w:r>
+            <w:r>
+              <w:rPr>
+                <w:b w:val="0"/>
+                <w:i w:val="0"/>
+                <w:sz w:val="20"/>
+              </w:rPr>
+              <w:t xml:space="preserve">, and again for enterohemorrhagic </w:t>
+            </w:r>
+            <w:r>
+              <w:rPr>
+                <w:b w:val="0"/>
+                <w:i/>
+                <w:sz w:val="20"/>
+              </w:rPr>
+              <w:t>Escherichia coli</w:t>
+            </w:r>
+            <w:r>
+              <w:rPr>
+                <w:b w:val="0"/>
+                <w:i w:val="0"/>
+                <w:sz w:val="20"/>
+              </w:rPr>
+              <w:t xml:space="preserve"> from raw milk and cheese [1:16:58]). Hunters of wild rabbits catch tularemia [36:13].</w:t>
+            </w:r>
+          </w:p>
+          <w:p>
+            <w:pPr>
+              <w:pStyle w:val="ListBullet"/>
+              <w:spacing w:after="40"/>
+            </w:pPr>
+            <w:r>
+              <w:rPr>
+                <w:b w:val="0"/>
+                <w:i w:val="0"/>
+                <w:sz w:val="20"/>
+              </w:rPr>
+              <w:t>Pertussis boosters are now recommended for older adults as well [41:52].</w:t>
+            </w:r>
+          </w:p>
+          <w:p>
+            <w:pPr>
+              <w:pStyle w:val="ListBullet"/>
+              <w:spacing w:after="40"/>
+            </w:pPr>
+            <w:r>
+              <w:rPr>
+                <w:b w:val="0"/>
+                <w:i/>
+                <w:sz w:val="20"/>
+              </w:rPr>
+              <w:t>Legionella</w:t>
+            </w:r>
+            <w:r>
+              <w:rPr>
+                <w:b w:val="0"/>
+                <w:i w:val="0"/>
+                <w:sz w:val="20"/>
+              </w:rPr>
+              <w:t>: “Pontiac fever” was the name of the illness before the 1976 outbreak, and saved tissue later showed the same organism [49:24].</w:t>
+            </w:r>
+          </w:p>
+          <w:p>
+            <w:pPr>
+              <w:pStyle w:val="ListBullet"/>
+              <w:spacing w:after="40"/>
+            </w:pPr>
+            <w:r>
+              <w:rPr>
+                <w:b w:val="0"/>
+                <w:i w:val="0"/>
+                <w:sz w:val="20"/>
+              </w:rPr>
+              <w:t xml:space="preserve">Breast feeding protects against enteropathogenic </w:t>
+            </w:r>
+            <w:r>
+              <w:rPr>
+                <w:b w:val="0"/>
+                <w:i/>
+                <w:sz w:val="20"/>
+              </w:rPr>
+              <w:t>Escherichia coli</w:t>
+            </w:r>
+            <w:r>
+              <w:rPr>
+                <w:b w:val="0"/>
+                <w:i w:val="0"/>
+                <w:sz w:val="20"/>
+              </w:rPr>
+              <w:t xml:space="preserve"> because the immunoglobulin A in colostrum and breast milk coats the intestinal lining and keeps the organism from adhering [1:10:16].</w:t>
+            </w:r>
+          </w:p>
+          <w:p>
+            <w:pPr>
+              <w:pStyle w:val="ListBullet"/>
+              <w:spacing w:after="40"/>
+            </w:pPr>
+            <w:r>
+              <w:rPr>
+                <w:b w:val="0"/>
+                <w:i w:val="0"/>
+                <w:sz w:val="20"/>
+              </w:rPr>
+              <w:t xml:space="preserve">The </w:t>
+            </w:r>
+            <w:r>
+              <w:rPr>
+                <w:b w:val="0"/>
+                <w:i/>
+                <w:sz w:val="20"/>
+              </w:rPr>
+              <w:t>Klebsiella</w:t>
+            </w:r>
+            <w:r>
+              <w:rPr>
+                <w:b w:val="0"/>
+                <w:i w:val="0"/>
+                <w:sz w:val="20"/>
+              </w:rPr>
+              <w:t xml:space="preserve"> capsule stain is done in India ink: the capsule does not take up the ink and shows as a clear halo [1:21:43]. </w:t>
+            </w:r>
+            <w:r>
+              <w:rPr>
+                <w:b w:val="0"/>
+                <w:i/>
+                <w:sz w:val="20"/>
+              </w:rPr>
+              <w:t>Serratia</w:t>
+            </w:r>
+            <w:r>
+              <w:rPr>
+                <w:b w:val="0"/>
+                <w:i w:val="0"/>
+                <w:sz w:val="20"/>
+              </w:rPr>
+              <w:t xml:space="preserve"> grows in bathroom grout lines (the tile photograph on slide 68) [1:24:12].</w:t>
+            </w:r>
+          </w:p>
+          <w:p>
+            <w:pPr>
+              <w:pStyle w:val="ListBullet"/>
+              <w:spacing w:after="40"/>
+            </w:pPr>
+            <w:r>
+              <w:rPr>
+                <w:b w:val="0"/>
+                <w:i w:val="0"/>
+                <w:sz w:val="20"/>
+              </w:rPr>
+              <w:t>Typhoid Mary (Mary Mallon), a cook in New York City, was an asymptomatic carrier [1:33:52].</w:t>
+            </w:r>
+          </w:p>
+          <w:p>
+            <w:pPr>
+              <w:pStyle w:val="ListBullet"/>
+              <w:spacing w:after="40"/>
+            </w:pPr>
+            <w:r>
+              <w:rPr>
+                <w:b w:val="0"/>
+                <w:i w:val="0"/>
+                <w:sz w:val="20"/>
+              </w:rPr>
+              <w:t>Plague in the United States reaches campers in rodent country, by fleas that get into the tent; there has been no human-to-human transmission in the United States since 1924 [1:47:58].</w:t>
+            </w:r>
+          </w:p>
+          <w:p>
+            <w:pPr>
+              <w:pStyle w:val="ListBullet"/>
+              <w:spacing w:after="40"/>
+            </w:pPr>
+            <w:r>
+              <w:rPr>
+                <w:b w:val="0"/>
+                <w:i w:val="0"/>
+                <w:sz w:val="20"/>
+              </w:rPr>
+              <w:t xml:space="preserve">The dental-procedure endocarditis of </w:t>
+            </w:r>
+            <w:r>
+              <w:rPr>
+                <w:b w:val="0"/>
+                <w:i/>
+                <w:sz w:val="20"/>
+              </w:rPr>
+              <w:t>H. parainfluenzae</w:t>
+            </w:r>
+            <w:r>
+              <w:rPr>
+                <w:b w:val="0"/>
+                <w:i w:val="0"/>
+                <w:sz w:val="20"/>
+              </w:rPr>
+              <w:t xml:space="preserve"> and </w:t>
+            </w:r>
+            <w:r>
+              <w:rPr>
+                <w:b w:val="0"/>
+                <w:i/>
+                <w:sz w:val="20"/>
+              </w:rPr>
+              <w:t>H. aphrophilus</w:t>
+            </w:r>
+            <w:r>
+              <w:rPr>
+                <w:b w:val="0"/>
+                <w:i w:val="0"/>
+                <w:sz w:val="20"/>
+              </w:rPr>
+              <w:t xml:space="preserve"> is why people with cardiac conditions take antibiotics before a dental cleaning [2:03:13].</w:t>
             </w:r>
           </w:p>
         </w:tc>
@@ -2282,7 +3552,7 @@
                 <w:i w:val="0"/>
                 <w:sz w:val="18"/>
               </w:rPr>
-              <w:t>: soil and water, an intestinal resident in a minority of normal people, also on skin and in saliva</w:t>
+              <w:t>: soil and water, an intestinal resident in 10% of normal people, also on skin and in saliva</w:t>
             </w:r>
           </w:p>
         </w:tc>
@@ -2330,15 +3600,15 @@
                 <w:i w:val="0"/>
                 <w:sz w:val="18"/>
               </w:rPr>
-              <w:t>Aerobic respiration; do not ferment carbohydrates.</w:t>
-            </w:r>
-            <w:r>
-              <w:rPr>
-                <w:b w:val="0"/>
-                <w:i w:val="0"/>
-                <w:sz w:val="18"/>
-              </w:rPr>
-              <w:t xml:space="preserve"> Produce </w:t>
+              <w:t>Aerobic respiration; do not ferment carbohydrates</w:t>
+            </w:r>
+            <w:r>
+              <w:rPr>
+                <w:b w:val="0"/>
+                <w:i w:val="0"/>
+                <w:sz w:val="18"/>
+              </w:rPr>
+              <w:t xml:space="preserve"> (aerobic respiration, no fermentation). Produce </w:t>
             </w:r>
             <w:r>
               <w:rPr>
@@ -3032,7 +4302,7 @@
         <w:rPr>
           <w:sz w:val="15"/>
         </w:rPr>
-        <w:t>Everywhere it can reach. Starred on the figure: contact lens keratitis, central line-associated bacteremia, ventilator-associated and hospital-acquired pneumonia, burn wound and surgical site infections, and catheter-associated urinary tract infections. The ear panel carries otitis externa, swimmer’s ear. Source: Lecture 14 Dr. Webster Gram Negative Bacilli of Medical Importance.pptx, Slide 19.</w:t>
+        <w:t>Everywhere it can reach. Starred on the figure: contact lens keratitis, central line-associated bacteremia, ventilator-associated and hospital-acquired pneumonia, burn wound and surgical site infections, and catheter-associated urinary tract infections. The ear panel carries otitis externa, swimmer’s ear. Not to memorize site by site, the recording says; know that it can hit almost anywhere. Source: Lecture 14 Dr. Webster Gram Negative Bacilli of Medical Importance.pptx, Slide 19.</w:t>
       </w:r>
     </w:p>
     <w:p>
@@ -3430,7 +4700,7 @@
                 <w:i w:val="0"/>
                 <w:sz w:val="18"/>
               </w:rPr>
-              <w:t xml:space="preserve"> (a high fatality)</w:t>
+              <w:t xml:space="preserve"> (an 80% fatality)</w:t>
             </w:r>
           </w:p>
         </w:tc>
@@ -4268,7 +5538,7 @@
                 <w:i w:val="0"/>
                 <w:sz w:val="18"/>
               </w:rPr>
-              <w:t xml:space="preserve">. </w:t>
+              <w:t xml:space="preserve"> (raw dairy). </w:t>
             </w:r>
             <w:r>
               <w:rPr>
@@ -4866,7 +6136,7 @@
                 <w:i w:val="0"/>
                 <w:sz w:val="18"/>
               </w:rPr>
-              <w:t>; sore throat, intestinal involvement and respiratory infection. The systemic and pulmonic forms carry the highest death rate</w:t>
+              <w:t>; sore throat, intestinal involvement and respiratory infection. A 10% death rate in the systemic and pulmonic forms</w:t>
             </w:r>
           </w:p>
         </w:tc>
@@ -6829,7 +8099,7 @@
         <w:rPr>
           <w:sz w:val="15"/>
         </w:rPr>
-        <w:t>The biochemical tree. Rapid lactose fermentation on triple sugar iron splits the enterics; then motility, indole, hydrogen sulfide, Voges-Proskauer, phenylalanine, citrate and urease. Worth reading off: Klebsiella is nonmotile and Voges-Proskauer positive; Proteus is phenylalanine and hydrogen sulfide positive; Yersinia and Shigella are both phenylalanine, citrate and motility negative, and urease splits them ( Yersinia positive). Kits such as the Enterotube II run many of these tests at once (slide 49). Copyright © The McGraw-Hill Companies. Source: Lecture 14 Dr. Webster Gram Negative Bacilli of Medical Importance.pptx, Slide 47.</w:t>
+        <w:t>The biochemical tree. Rapid lactose fermentation on triple sugar iron splits the enterics; then motility, indole, hydrogen sulfide, Voges-Proskauer, phenylalanine, citrate and urease. Not to memorize, the recording says: it is here as a map of how the enterics are told apart. Kits such as the Enterotube II run many of these tests at once (slide 49). Copyright © The McGraw-Hill Companies. Source: Lecture 14 Dr. Webster Gram Negative Bacilli of Medical Importance.pptx, Slide 47.</w:t>
       </w:r>
     </w:p>
     <w:tbl>
@@ -8013,6 +9283,73 @@
         </w:rPr>
         <w:t>; others are opportunists.</w:t>
       </w:r>
+    </w:p>
+    <w:tbl>
+      <w:tblPr>
+        <w:tblW w:type="auto" w:w="0"/>
+        <w:tblLook w:firstColumn="1" w:firstRow="1" w:lastColumn="0" w:lastRow="0" w:noHBand="0" w:noVBand="1" w:val="04A0"/>
+        <w:tblBorders>
+          <w:top w:val="single" w:sz="8" w:space="0" w:color="D4A017"/>
+          <w:left w:val="single" w:sz="8" w:space="0" w:color="D4A017"/>
+          <w:bottom w:val="single" w:sz="8" w:space="0" w:color="D4A017"/>
+          <w:right w:val="single" w:sz="8" w:space="0" w:color="D4A017"/>
+          <w:insideH w:val="single" w:sz="8" w:space="0" w:color="D4A017"/>
+          <w:insideV w:val="single" w:sz="8" w:space="0" w:color="D4A017"/>
+        </w:tblBorders>
+      </w:tblPr>
+      <w:tblGrid>
+        <w:gridCol w:w="14544"/>
+      </w:tblGrid>
+      <w:tr>
+        <w:tc>
+          <w:tcPr>
+            <w:tcW w:type="dxa" w:w="14544"/>
+            <w:shd w:val="clear" w:color="auto" w:fill="FFFBEF"/>
+          </w:tcPr>
+          <w:p>
+            <w:pPr>
+              <w:spacing w:after="80"/>
+            </w:pPr>
+            <w:r>
+              <w:rPr>
+                <w:b/>
+                <w:color w:val="8A6205"/>
+                <w:sz w:val="18"/>
+              </w:rPr>
+              <w:t>★  PROFESSOR EMPHASIS</w:t>
+            </w:r>
+          </w:p>
+          <w:p>
+            <w:pPr>
+              <w:spacing w:after="120"/>
+            </w:pPr>
+            <w:r>
+              <w:rPr>
+                <w:b w:val="0"/>
+                <w:i w:val="0"/>
+              </w:rPr>
+              <w:t>★ Lecturer emphasized — “four different strains of E. coli that you need to know”</w:t>
+            </w:r>
+          </w:p>
+          <w:p>
+            <w:pPr>
+              <w:spacing w:after="120"/>
+            </w:pPr>
+            <w:r>
+              <w:rPr>
+                <w:b w:val="0"/>
+                <w:i w:val="0"/>
+              </w:rPr>
+              <w:t>“Hint, hint, hint, hint” [1:04:18]: the four pathotypes below, each with its mechanism, disease, source, test and prevention.</w:t>
+            </w:r>
+          </w:p>
+        </w:tc>
+      </w:tr>
+    </w:tbl>
+    <w:p>
+      <w:pPr>
+        <w:spacing w:after="80"/>
+      </w:pPr>
     </w:p>
     <w:p>
       <w:pPr>
@@ -8527,7 +9864,7 @@
                 <w:i w:val="0"/>
                 <w:sz w:val="18"/>
               </w:rPr>
-              <w:t xml:space="preserve">; an inflammatory disease of the </w:t>
+              <w:t xml:space="preserve"> (it damages the wall mechanically, without toxins); an inflammatory disease of the </w:t>
             </w:r>
             <w:r>
               <w:rPr>
@@ -9016,7 +10353,7 @@
                 <w:i w:val="0"/>
                 <w:sz w:val="18"/>
               </w:rPr>
-              <w:t xml:space="preserve"> (in a minority of cases: toxins cause apoptosis of renal tubular epithelial cells, and coagulation); gastroenteritis, dysentery, fever, acute abdominal pain</w:t>
+              <w:t xml:space="preserve"> (in 10% of cases: toxins cause apoptosis of renal tubular epithelial cells, and coagulation); gastroenteritis, dysentery, fever, acute abdominal pain</w:t>
             </w:r>
           </w:p>
         </w:tc>
@@ -10337,7 +11674,7 @@
                 <w:i w:val="0"/>
                 <w:sz w:val="18"/>
               </w:rPr>
-              <w:t xml:space="preserve">; associated with </w:t>
+              <w:t xml:space="preserve"> (an association, not a proven cause); associated with </w:t>
             </w:r>
             <w:r>
               <w:rPr>
@@ -13343,7 +14680,7 @@
           <w:b w:val="0"/>
           <w:i w:val="0"/>
         </w:rPr>
-        <w:t>. Some species are normal colonists of the upper respiratory tract or vagina; others are virulent.</w:t>
+        <w:t>: they need hemin from the cooked blood. Some species are normal colonists of the upper respiratory tract or vagina; others are virulent.</w:t>
       </w:r>
     </w:p>
     <w:tbl>
@@ -15394,7 +16731,23 @@
           <w:i w:val="0"/>
           <w:sz w:val="20"/>
         </w:rPr>
-        <w:t xml:space="preserve"> is in fact a slow, late lactose fermenter.) No question asks their lactose status.</w:t>
+        <w:t xml:space="preserve"> is in fact a slow, late lactose fermenter.) In the recording she calls </w:t>
+      </w:r>
+      <w:r>
+        <w:rPr>
+          <w:b w:val="0"/>
+          <w:i/>
+          <w:sz w:val="20"/>
+        </w:rPr>
+        <w:t>Serratia</w:t>
+      </w:r>
+      <w:r>
+        <w:rPr>
+          <w:b w:val="0"/>
+          <w:i w:val="0"/>
+          <w:sz w:val="20"/>
+        </w:rPr>
+        <w:t xml:space="preserve"> “also a coliform” [1:23:06], as slides 50 and 68 do, but the scheme of slide 12 still disagrees, so no question asks their lactose status.</w:t>
       </w:r>
     </w:p>
     <w:p>
@@ -15496,7 +16849,23 @@
           <w:i w:val="0"/>
           <w:sz w:val="20"/>
         </w:rPr>
-        <w:t xml:space="preserve"> normal oral flora that causes endocarditis. Go by slides 98 and 100.</w:t>
+        <w:t xml:space="preserve"> normal oral flora that causes endocarditis. Go by slides 98 and 100. Reading slide 97 aloud, she named no species: some species are normal flora, “and then other species are responsible for childhood meningitis and chancroid” [2:00:50], and she then gave meningitis to </w:t>
+      </w:r>
+      <w:r>
+        <w:rPr>
+          <w:b w:val="0"/>
+          <w:i/>
+          <w:sz w:val="20"/>
+        </w:rPr>
+        <w:t>H. influenzae</w:t>
+      </w:r>
+      <w:r>
+        <w:rPr>
+          <w:b w:val="0"/>
+          <w:i w:val="0"/>
+          <w:sz w:val="20"/>
+        </w:rPr>
+        <w:t xml:space="preserve"> [2:01:23].</w:t>
       </w:r>
     </w:p>
     <w:p>

--- a/Microbiology Exam 3/micro-exam-3-study-guide.docx
+++ b/Microbiology Exam 3/micro-exam-3-study-guide.docx
@@ -3032,7 +3032,35 @@
           <w:b w:val="0"/>
           <w:i w:val="0"/>
         </w:rPr>
-        <w:t xml:space="preserve"> The medically important genera fall in three pairs:</w:t>
+        <w:t xml:space="preserve"> (The third branch of the scheme, the </w:t>
+      </w:r>
+      <w:r>
+        <w:rPr>
+          <w:b/>
+          <w:i w:val="0"/>
+        </w:rPr>
+        <w:t>obligate anaerobes</w:t>
+      </w:r>
+      <w:r>
+        <w:rPr>
+          <w:b w:val="0"/>
+          <w:i w:val="0"/>
+        </w:rPr>
+        <w:t xml:space="preserve">, is </w:t>
+      </w:r>
+      <w:r>
+        <w:rPr>
+          <w:b w:val="0"/>
+          <w:i/>
+        </w:rPr>
+        <w:t>Bacteroides</w:t>
+      </w:r>
+      <w:r>
+        <w:rPr>
+          <w:b w:val="0"/>
+          <w:i w:val="0"/>
+        </w:rPr>
+        <w:t>.) The medically important aerobic genera fall in three pairs:</w:t>
       </w:r>
     </w:p>
     <w:tbl>
@@ -6925,73 +6953,92 @@
       </w:pPr>
       <w:r>
         <w:rPr>
+          <w:b w:val="0"/>
+          <w:i w:val="0"/>
+        </w:rPr>
+        <w:t>Why pertussis is rising again.</w:t>
+      </w:r>
+    </w:p>
+    <w:p>
+      <w:pPr>
+        <w:pStyle w:val="ListBullet"/>
+        <w:spacing w:after="40"/>
+      </w:pPr>
+      <w:r>
+        <w:rPr>
           <w:b/>
           <w:i w:val="0"/>
-        </w:rPr>
-        <w:t>Why pertussis is rising again.</w:t>
+          <w:sz w:val="20"/>
+        </w:rPr>
+        <w:t>Infants under 2 months are too young to be vaccinated</w:t>
       </w:r>
       <w:r>
         <w:rPr>
           <w:b w:val="0"/>
           <w:i w:val="0"/>
-        </w:rPr>
-        <w:t xml:space="preserve"> Case charts from 1922 to 2026 show the fall after the whole-cell vaccine and a rise since the acellular vaccine. The deck gives three threads: </w:t>
+          <w:sz w:val="20"/>
+        </w:rPr>
+        <w:t xml:space="preserve"> (they cannot get the vaccine), so incidence is highest under 1 year old (in Florida in 2023, over half of reported cases were not up to date on vaccination).</w:t>
+      </w:r>
+    </w:p>
+    <w:p>
+      <w:pPr>
+        <w:pStyle w:val="ListBullet"/>
+        <w:spacing w:after="40"/>
+      </w:pPr>
+      <w:r>
+        <w:rPr>
+          <w:b w:val="0"/>
+          <w:i w:val="0"/>
+          <w:sz w:val="20"/>
+        </w:rPr>
+        <w:t xml:space="preserve">The age pattern in older children and adolescents </w:t>
       </w:r>
       <w:r>
         <w:rPr>
           <w:b/>
           <w:i w:val="0"/>
-        </w:rPr>
-        <w:t>infants under 2 months are too young to be vaccinated</w:t>
+          <w:sz w:val="20"/>
+        </w:rPr>
+        <w:t>reflects waning immunity from childhood vaccination and the need for booster doses</w:t>
       </w:r>
       <w:r>
         <w:rPr>
           <w:b w:val="0"/>
           <w:i w:val="0"/>
-        </w:rPr>
-        <w:t xml:space="preserve"> (they cannot get the vaccine), so incidence is highest under 1 year old (in Florida in 2023, over half of reported cases were not up to date on vaccination); the age pattern in older children and adolescents </w:t>
+          <w:sz w:val="20"/>
+        </w:rPr>
+        <w:t>.</w:t>
+      </w:r>
+    </w:p>
+    <w:p>
+      <w:pPr>
+        <w:pStyle w:val="ListBullet"/>
+        <w:spacing w:after="40"/>
+      </w:pPr>
+      <w:r>
+        <w:rPr>
+          <w:b w:val="0"/>
+          <w:i w:val="0"/>
+          <w:sz w:val="20"/>
+        </w:rPr>
+        <w:t xml:space="preserve">“Another possible connection”: </w:t>
       </w:r>
       <w:r>
         <w:rPr>
           <w:b/>
           <w:i w:val="0"/>
-        </w:rPr>
-        <w:t>reflects waning immunity from childhood vaccination and the need for booster doses</w:t>
+          <w:sz w:val="20"/>
+        </w:rPr>
+        <w:t>pertactin-negative strains are now developing</w:t>
       </w:r>
       <w:r>
         <w:rPr>
           <w:b w:val="0"/>
           <w:i w:val="0"/>
-        </w:rPr>
-        <w:t xml:space="preserve">; and, “another possible connection”, </w:t>
-      </w:r>
-      <w:r>
-        <w:rPr>
-          <w:b/>
-          <w:i w:val="0"/>
-        </w:rPr>
-        <w:t>pertactin</w:t>
-      </w:r>
-      <w:r>
-        <w:rPr>
-          <w:b w:val="0"/>
-          <w:i w:val="0"/>
-        </w:rPr>
-        <w:t xml:space="preserve">, the protein that helps the bacterium adhere to airway linings and a vaccine component, is missing from </w:t>
-      </w:r>
-      <w:r>
-        <w:rPr>
-          <w:b/>
-          <w:i w:val="0"/>
-        </w:rPr>
-        <w:t>pertactin-negative strains now developing</w:t>
-      </w:r>
-      <w:r>
-        <w:rPr>
-          <w:b w:val="0"/>
-          <w:i w:val="0"/>
-        </w:rPr>
-        <w:t>.</w:t>
+          <w:sz w:val="20"/>
+        </w:rPr>
+        <w:t>. Pertactin is the protein that helps the bacterium adhere to airway linings and a vaccine component, and these strains lack it.</w:t>
       </w:r>
     </w:p>
     <w:p>
@@ -8938,6 +8985,74 @@
       <w:pPr>
         <w:spacing w:after="80"/>
       </w:pPr>
+    </w:p>
+    <w:p>
+      <w:pPr>
+        <w:spacing w:after="120"/>
+      </w:pPr>
+      <w:r>
+        <w:rPr>
+          <w:b w:val="0"/>
+          <w:i w:val="0"/>
+        </w:rPr>
+        <w:t xml:space="preserve">The </w:t>
+      </w:r>
+      <w:r>
+        <w:rPr>
+          <w:b/>
+          <w:i w:val="0"/>
+        </w:rPr>
+        <w:t>true pathogens</w:t>
+      </w:r>
+      <w:r>
+        <w:rPr>
+          <w:b w:val="0"/>
+          <w:i w:val="0"/>
+        </w:rPr>
+        <w:t xml:space="preserve"> are not normal flora: </w:t>
+      </w:r>
+      <w:r>
+        <w:rPr>
+          <w:b w:val="0"/>
+          <w:i/>
+        </w:rPr>
+        <w:t>Salmonella typhi</w:t>
+      </w:r>
+      <w:r>
+        <w:rPr>
+          <w:b w:val="0"/>
+          <w:i w:val="0"/>
+        </w:rPr>
+        <w:t xml:space="preserve"> and the other salmonellae, </w:t>
+      </w:r>
+      <w:r>
+        <w:rPr>
+          <w:b w:val="0"/>
+          <w:i/>
+        </w:rPr>
+        <w:t>Shigella</w:t>
+      </w:r>
+      <w:r>
+        <w:rPr>
+          <w:b w:val="0"/>
+          <w:i w:val="0"/>
+        </w:rPr>
+        <w:t xml:space="preserve"> and the enteric yersinias, and the nonenteric </w:t>
+      </w:r>
+      <w:r>
+        <w:rPr>
+          <w:b w:val="0"/>
+          <w:i/>
+        </w:rPr>
+        <w:t>Yersinia pestis</w:t>
+      </w:r>
+      <w:r>
+        <w:rPr>
+          <w:b w:val="0"/>
+          <w:i w:val="0"/>
+        </w:rPr>
+        <w:t>.</w:t>
+      </w:r>
     </w:p>
     <w:p>
       <w:pPr>
@@ -10526,7 +10641,21 @@
           <w:b w:val="0"/>
           <w:i w:val="0"/>
         </w:rPr>
-        <w:t>, so its colonies come up black.</w:t>
+        <w:t xml:space="preserve">, so its colonies come up black. Enterohemorrhagic infection is managed with dialysis, transfusions and plasmapheresis, and </w:t>
+      </w:r>
+      <w:r>
+        <w:rPr>
+          <w:b/>
+          <w:i w:val="0"/>
+        </w:rPr>
+        <w:t>antibiotic therapy is approached with caution because it may worsen hemolytic uremic syndrome</w:t>
+      </w:r>
+      <w:r>
+        <w:rPr>
+          <w:b w:val="0"/>
+          <w:i w:val="0"/>
+        </w:rPr>
+        <w:t>.</w:t>
       </w:r>
     </w:p>
     <w:p>
@@ -11936,6 +12065,39 @@
     </w:p>
     <w:p>
       <w:pPr>
+        <w:spacing w:after="120"/>
+      </w:pPr>
+      <w:r>
+        <w:rPr>
+          <w:b w:val="0"/>
+          <w:i/>
+        </w:rPr>
+        <w:t>Proteus vulgaris</w:t>
+      </w:r>
+      <w:r>
+        <w:rPr>
+          <w:b w:val="0"/>
+          <w:i w:val="0"/>
+        </w:rPr>
+        <w:t xml:space="preserve"> is diagnosed on the plate by its </w:t>
+      </w:r>
+      <w:r>
+        <w:rPr>
+          <w:b/>
+          <w:i w:val="0"/>
+        </w:rPr>
+        <w:t>wavelike, swarming growth</w:t>
+      </w:r>
+      <w:r>
+        <w:rPr>
+          <w:b w:val="0"/>
+          <w:i w:val="0"/>
+        </w:rPr>
+        <w:t>: highly motile on its peritrichous flagella, it spreads across the agar in waves.</w:t>
+      </w:r>
+    </w:p>
+    <w:p>
+      <w:pPr>
         <w:pStyle w:val="Heading2"/>
         <w:spacing w:before="200" w:after="100"/>
       </w:pPr>
@@ -14506,9 +14668,16 @@
       <w:r>
         <w:rPr>
           <w:b w:val="0"/>
+          <w:i/>
+        </w:rPr>
+        <w:t>Pasteurella multocida</w:t>
+      </w:r>
+      <w:r>
+        <w:rPr>
+          <w:b w:val="0"/>
           <w:i w:val="0"/>
         </w:rPr>
-        <w:t xml:space="preserve">With </w:t>
+        <w:t xml:space="preserve"> is, with </w:t>
       </w:r>
       <w:r>
         <w:rPr>
@@ -14536,7 +14705,7 @@
           <w:b w:val="0"/>
           <w:i w:val="0"/>
         </w:rPr>
-        <w:t xml:space="preserve"> pathogens. A </w:t>
+        <w:t xml:space="preserve"> pathogens: a </w:t>
       </w:r>
       <w:r>
         <w:rPr>
@@ -14550,7 +14719,7 @@
           <w:b w:val="0"/>
           <w:i w:val="0"/>
         </w:rPr>
-        <w:t xml:space="preserve">. Opportunistic infections, mostly in </w:t>
+        <w:t xml:space="preserve">. Its opportunistic infections are mostly in </w:t>
       </w:r>
       <w:r>
         <w:rPr>
@@ -14568,10 +14737,24 @@
       </w:r>
       <w:r>
         <w:rPr>
+          <w:b w:val="0"/>
+          <w:i/>
+        </w:rPr>
+        <w:t>Pasteurella</w:t>
+      </w:r>
+      <w:r>
+        <w:rPr>
+          <w:b w:val="0"/>
+          <w:i w:val="0"/>
+        </w:rPr>
+        <w:t xml:space="preserve"> reaches people through </w:t>
+      </w:r>
+      <w:r>
+        <w:rPr>
           <w:b/>
           <w:i w:val="0"/>
         </w:rPr>
-        <w:t>animal bites or scratches cause a local abscess</w:t>
+        <w:t>animal bites or scratches, which cause a local abscess</w:t>
       </w:r>
       <w:r>
         <w:rPr>

--- a/Microbiology Exam 3/micro-exam-3-study-guide.docx
+++ b/Microbiology Exam 3/micro-exam-3-study-guide.docx
@@ -27358,15 +27358,15 @@
           <w:i w:val="0"/>
           <w:sz w:val="20"/>
         </w:rPr>
-        <w:t>“black mould”</w:t>
-      </w:r>
-      <w:r>
-        <w:rPr>
-          <w:b w:val="0"/>
-          <w:i w:val="0"/>
-          <w:sz w:val="20"/>
-        </w:rPr>
-        <w:t xml:space="preserve"> and has arisen as a big concern in </w:t>
+        <w:t>“black mold”</w:t>
+      </w:r>
+      <w:r>
+        <w:rPr>
+          <w:b w:val="0"/>
+          <w:i w:val="0"/>
+          <w:sz w:val="20"/>
+        </w:rPr>
+        <w:t xml:space="preserve"> (the slide spells it mould) and has arisen as a big concern in </w:t>
       </w:r>
       <w:r>
         <w:rPr>

--- a/Microbiology Exam 3/micro-exam-3-study-guide.docx
+++ b/Microbiology Exam 3/micro-exam-3-study-guide.docx
@@ -27366,7 +27366,7 @@
           <w:i w:val="0"/>
           <w:sz w:val="20"/>
         </w:rPr>
-        <w:t xml:space="preserve"> (the slide spells it mould) and has arisen as a big concern in </w:t>
+        <w:t xml:space="preserve"> and has arisen as a big concern in </w:t>
       </w:r>
       <w:r>
         <w:rPr>

--- a/Microbiology Exam 3/micro-exam-3-study-guide.docx
+++ b/Microbiology Exam 3/micro-exam-3-study-guide.docx
@@ -28894,7 +28894,7 @@
           <w:i w:val="0"/>
           <w:sz w:val="20"/>
         </w:rPr>
-        <w:t xml:space="preserve"> Slide 63 calls mucormycosis “black mould”; slide 65 calls </w:t>
+        <w:t xml:space="preserve"> Slide 63 calls mucormycosis “black mold” (in British spelling); slide 65 calls </w:t>
       </w:r>
       <w:r>
         <w:rPr>
@@ -28964,7 +28964,7 @@
           <w:i w:val="0"/>
           <w:sz w:val="20"/>
         </w:rPr>
-        <w:t>, as slide 33 spells it; “mould” is written mold here.</w:t>
+        <w:t>, as slide 33 spells it; the deck’s British spellings are written in US spelling here.</w:t>
       </w:r>
     </w:p>
     <w:p>
